--- a/loi25/cahier-loi25-tdb.docx
+++ b/loi25/cahier-loi25-tdb.docx
@@ -496,34 +496,18 @@
               <w:pStyle w:val="Compact"/>
             </w:pPr>
             <w:r>
-              <w:t xml:space="preserve">vincent@corda.consulting —</w:t>
-            </w:r>
-            <w:r>
-              <w:t xml:space="preserve"> </w:t>
-            </w:r>
-            <w:r>
-              <w:rPr>
-                <w:b/>
-                <w:bCs/>
-              </w:rPr>
-              <w:t xml:space="preserve">à créer</w:t>
-            </w:r>
-            <w:r>
-              <w:t xml:space="preserve"> </w:t>
-            </w:r>
-            <w:r>
-              <w:t xml:space="preserve">dans cPanel (Email Accounts)</w:t>
-            </w:r>
-          </w:p>
-        </w:tc>
-        <w:tc>
-          <w:tcPr/>
-          <w:p>
-            <w:pPr>
-              <w:pStyle w:val="Compact"/>
-            </w:pPr>
-            <w:r>
-              <w:t xml:space="preserve">⏳</w:t>
+              <w:t xml:space="preserve">vincent.duguay@enap.ca</w:t>
+            </w:r>
+          </w:p>
+        </w:tc>
+        <w:tc>
+          <w:tcPr/>
+          <w:p>
+            <w:pPr>
+              <w:pStyle w:val="Compact"/>
+            </w:pPr>
+            <w:r>
+              <w:t xml:space="preserve">✔</w:t>
             </w:r>
           </w:p>
         </w:tc>
